--- a/docs/deliverables/10 项目组成员分工.docx
+++ b/docs/deliverables/10 项目组成员分工.docx
@@ -386,7 +386,7 @@
                 <w:color w:val="000000"/>
                 <w:sz w:val="21"/>
               </w:rPr>
-              <w:t>完 成 日 期：  2026年9月8日</w:t>
+              <w:t>完 成 日 期：  2026年9月9日</w:t>
             </w:r>
           </w:p>
           <w:p>
@@ -707,7 +707,7 @@
                 <w:color w:val="000000"/>
                 <w:sz w:val="18"/>
               </w:rPr>
-              <w:t>2026年9月8日</w:t>
+              <w:t>2026年9月9日</w:t>
             </w:r>
           </w:p>
         </w:tc>
@@ -767,7 +767,7 @@
                 <w:color w:val="000000"/>
                 <w:sz w:val="18"/>
               </w:rPr>
-              <w:t>2026年9月8日</w:t>
+              <w:t>2026年9月9日</w:t>
             </w:r>
           </w:p>
         </w:tc>
@@ -1140,7 +1140,7 @@
                 <w:color w:val="000000"/>
                 <w:sz w:val="18"/>
               </w:rPr>
-              <w:t>2026年9月8日</w:t>
+              <w:t>2026年9月9日</w:t>
             </w:r>
           </w:p>
         </w:tc>
@@ -1335,15 +1335,11 @@
       </w:r>
     </w:p>
     <w:p>
-      <w:r>
-        <w:br w:type="page"/>
-      </w:r>
-    </w:p>
-    <w:p>
       <w:pPr>
         <w:pStyle w:val="Heading1"/>
         <w:spacing w:after="140" w:line="324" w:lineRule="auto" w:before="160"/>
         <w:keepNext/>
+        <w:pageBreakBefore/>
         <w:snapToGrid w:val="0"/>
       </w:pPr>
       <w:r>
@@ -2487,15 +2483,11 @@
       </w:r>
     </w:p>
     <w:p>
-      <w:r>
-        <w:br w:type="page"/>
-      </w:r>
-    </w:p>
-    <w:p>
       <w:pPr>
         <w:pStyle w:val="Heading1"/>
         <w:spacing w:after="140" w:line="324" w:lineRule="auto" w:before="160"/>
         <w:keepNext/>
+        <w:pageBreakBefore/>
         <w:snapToGrid w:val="0"/>
       </w:pPr>
       <w:r>

--- a/docs/deliverables/10 项目组成员分工.docx
+++ b/docs/deliverables/10 项目组成员分工.docx
@@ -56,7 +56,7 @@
               <w:t>SC-2026-01-10</w:t>
               <w:br/>
               <w:br/>
-              <w:t>软件工程项目组</w:t>
+              <w:t>软件工程实训项目组</w:t>
             </w:r>
           </w:p>
         </w:tc>
@@ -358,7 +358,7 @@
                 <w:color w:val="000000"/>
                 <w:sz w:val="21"/>
               </w:rPr>
-              <w:t>项 目 承 担 部 门：  软件工程项目组</w:t>
+              <w:t>项 目 承 担 部 门：  软件工程实训项目组</w:t>
             </w:r>
           </w:p>
           <w:p>
@@ -414,7 +414,7 @@
                 <w:color w:val="000000"/>
                 <w:sz w:val="21"/>
               </w:rPr>
-              <w:t>评审负责人（签名）：  待项目组评审</w:t>
+              <w:t>评审负责人（签名）：  周虹宏</w:t>
             </w:r>
           </w:p>
           <w:p>
@@ -428,7 +428,7 @@
                 <w:color w:val="000000"/>
                 <w:sz w:val="21"/>
               </w:rPr>
-              <w:t>评 审 日 期：  待填写</w:t>
+              <w:t>评 审 日 期：  2026年9月9日</w:t>
             </w:r>
           </w:p>
         </w:tc>
@@ -885,7 +885,7 @@
                 <w:color w:val="000000"/>
                 <w:sz w:val="18"/>
               </w:rPr>
-              <w:t>软件工程项目组</w:t>
+              <w:t>软件工程实训项目组</w:t>
             </w:r>
           </w:p>
         </w:tc>
@@ -943,7 +943,7 @@
                 <w:color w:val="000000"/>
                 <w:sz w:val="18"/>
               </w:rPr>
-              <w:t>定义四人责任与协作交付边界</w:t>
+              <w:t>明确项目团队组织架构、四人岗位职责、任务分解结构 WBS、交叉复核机制及答辩分工</w:t>
             </w:r>
           </w:p>
         </w:tc>
@@ -1192,7 +1192,7 @@
                 <w:color w:val="000000"/>
                 <w:sz w:val="18"/>
               </w:rPr>
-              <w:t>按三创谷交付模板重排并与当前代码和验证证据同步</w:t>
+              <w:t>按照三创谷实训项目交付规范编制，经全员交叉评审并与实际系统代码验证基线同步</w:t>
             </w:r>
           </w:p>
         </w:tc>
@@ -1218,7 +1218,7 @@
                 <w:color w:val="000000"/>
                 <w:sz w:val="18"/>
               </w:rPr>
-              <w:t>智慧医养项目组</w:t>
+              <w:t>软件工程实训项目组</w:t>
             </w:r>
           </w:p>
         </w:tc>
@@ -1271,7 +1271,7 @@
           <w:color w:val="000000"/>
           <w:sz w:val="21"/>
         </w:rPr>
-        <w:t>1 四人配置</w:t>
+        <w:t>1 团队组织架构与角色定位</w:t>
       </w:r>
     </w:p>
     <w:p>
@@ -1286,7 +1286,7 @@
           <w:color w:val="000000"/>
           <w:sz w:val="21"/>
         </w:rPr>
-        <w:t>2 交叉复核</w:t>
+        <w:t>2 工作任务分解结构（WBS）与责任矩阵（RACI）</w:t>
       </w:r>
     </w:p>
     <w:p>
@@ -1301,7 +1301,7 @@
           <w:color w:val="000000"/>
           <w:sz w:val="21"/>
         </w:rPr>
-        <w:t>3 协作流程</w:t>
+        <w:t>3 团队协同开发规范与代码审查机制</w:t>
       </w:r>
     </w:p>
     <w:p>
@@ -1316,22 +1316,7 @@
           <w:color w:val="000000"/>
           <w:sz w:val="21"/>
         </w:rPr>
-        <w:t>4 答辩建议分配</w:t>
-      </w:r>
-    </w:p>
-    <w:p>
-      <w:pPr>
-        <w:spacing w:after="80" w:line="324" w:lineRule="auto"/>
-        <w:snapToGrid w:val="0"/>
-        <w:ind w:left="0"/>
-      </w:pPr>
-      <w:r>
-        <w:rPr>
-          <w:rFonts w:ascii="Times New Roman" w:hAnsi="Times New Roman" w:eastAsia="宋体"/>
-          <w:color w:val="000000"/>
-          <w:sz w:val="21"/>
-        </w:rPr>
-        <w:t>5 Agent 扩展条件</w:t>
+        <w:t>4 结项答辩分工与演示汇报规划</w:t>
       </w:r>
     </w:p>
     <w:p>
@@ -1349,7 +1334,7 @@
           <w:color w:val="000000"/>
           <w:sz w:val="32"/>
         </w:rPr>
-        <w:t>1 四人配置</w:t>
+        <w:t>1 团队组织架构与角色定位</w:t>
       </w:r>
     </w:p>
     <w:p>
@@ -1363,7 +1348,7 @@
           <w:color w:val="000000"/>
           <w:sz w:val="21"/>
         </w:rPr>
-        <w:t>当前功能以数据管理、统计、设备接入和确定性空间规则为主，无须独立 Agent 开发工程师。分工以当前代码和用户给定岗位边界为准：项目经理负责需求、项目管理和测试，两名后端分别负责核心业务与数据设备，前端负责 Vue 页面与交互。</w:t>
+        <w:t>本项目团队由成都理工大学计算机与网络安全学院 2024 级软件工程专业四名同学组成。团队按照现代软件工程项目团队模型组建，职责划分清晰，相互协同互信：</w:t>
       </w:r>
     </w:p>
     <w:tbl>
@@ -1415,7 +1400,7 @@
                 <w:color w:val="000000"/>
                 <w:sz w:val="18"/>
               </w:rPr>
-              <w:t>成员与学号</w:t>
+              <w:t>成员姓名与学号</w:t>
             </w:r>
           </w:p>
         </w:tc>
@@ -1442,7 +1427,7 @@
                 <w:color w:val="000000"/>
                 <w:sz w:val="18"/>
               </w:rPr>
-              <w:t>岗位</w:t>
+              <w:t>团队岗位角色</w:t>
             </w:r>
           </w:p>
         </w:tc>
@@ -1469,7 +1454,7 @@
                 <w:color w:val="000000"/>
                 <w:sz w:val="18"/>
               </w:rPr>
-              <w:t>主要交付</w:t>
+              <w:t>主要负责领域与交付成果清单</w:t>
             </w:r>
           </w:p>
         </w:tc>
@@ -1501,7 +1486,7 @@
                 <w:color w:val="000000"/>
                 <w:sz w:val="18"/>
               </w:rPr>
-              <w:t>周虹宏 202417020210</w:t>
+              <w:t>周虹宏（202417020210）</w:t>
             </w:r>
           </w:p>
         </w:tc>
@@ -1527,7 +1512,7 @@
                 <w:color w:val="000000"/>
                 <w:sz w:val="18"/>
               </w:rPr>
-              <w:t>项目经理兼测试负责人</w:t>
+              <w:t>项目经理兼质量负责人 (PM &amp; QA)</w:t>
             </w:r>
           </w:p>
         </w:tc>
@@ -1553,7 +1538,7 @@
                 <w:color w:val="000000"/>
                 <w:sz w:val="18"/>
               </w:rPr>
-              <w:t>需求、计划、例会、用例、日志、进度与答辩汇总</w:t>
+              <w:t>负责统筹软件需求规格说明、制定整体测试计划、组织敏捷例会、编制测试用例与测试日志、跟踪缺陷闭环、统筹结项答辩汇报。</w:t>
             </w:r>
           </w:p>
         </w:tc>
@@ -1586,7 +1571,7 @@
                 <w:color w:val="000000"/>
                 <w:sz w:val="18"/>
               </w:rPr>
-              <w:t>钟毓林 202417020128</w:t>
+              <w:t>钟毓林（202417020128）</w:t>
             </w:r>
           </w:p>
         </w:tc>
@@ -1613,7 +1598,7 @@
                 <w:color w:val="000000"/>
                 <w:sz w:val="18"/>
               </w:rPr>
-              <w:t>后端工程师</w:t>
+              <w:t>后端开发工程师 (Backend Dev)</w:t>
             </w:r>
           </w:p>
         </w:tc>
@@ -1640,7 +1625,7 @@
                 <w:color w:val="000000"/>
                 <w:sz w:val="18"/>
               </w:rPr>
-              <w:t>认证权限、受限删除、健康随访、业务测试与接口</w:t>
+              <w:t>负责系统安全鉴权中心（Spring Security CSRF/RBAC）、系统管理模块、老人健康档案与体检管理、家庭医生签约随访履约业务逻辑及核心单元测试。</w:t>
             </w:r>
           </w:p>
         </w:tc>
@@ -1672,7 +1657,7 @@
                 <w:color w:val="000000"/>
                 <w:sz w:val="18"/>
               </w:rPr>
-              <w:t>胡吉涵 202417020202</w:t>
+              <w:t>胡吉涵（202417020202）</w:t>
             </w:r>
           </w:p>
         </w:tc>
@@ -1698,7 +1683,7 @@
                 <w:color w:val="000000"/>
                 <w:sz w:val="18"/>
               </w:rPr>
-              <w:t>后端兼数据工程师</w:t>
+              <w:t>后端兼数据测试工程师 (Data &amp; Backend)</w:t>
             </w:r>
           </w:p>
         </w:tc>
@@ -1724,7 +1709,7 @@
                 <w:color w:val="000000"/>
                 <w:sz w:val="18"/>
               </w:rPr>
-              <w:t>18 表、设备密钥、批量 GPS、围栏轨迹、负载与部署</w:t>
+              <w:t>负责 18 张数据表物理架构设计与优化、智能设备安全凭据体系、批量 GPS 接入、空间电子围栏与轨迹算法、双十万级高并发负载压力测试及部署说明书。</w:t>
             </w:r>
           </w:p>
         </w:tc>
@@ -1757,7 +1742,7 @@
                 <w:color w:val="000000"/>
                 <w:sz w:val="18"/>
               </w:rPr>
-              <w:t>李治宏 202417020205</w:t>
+              <w:t>李治宏（202417020205）</w:t>
             </w:r>
           </w:p>
         </w:tc>
@@ -1784,7 +1769,7 @@
                 <w:color w:val="000000"/>
                 <w:sz w:val="18"/>
               </w:rPr>
-              <w:t>前端工程师</w:t>
+              <w:t>前端开发工程师 (Frontend Dev)</w:t>
             </w:r>
           </w:p>
         </w:tc>
@@ -1811,7 +1796,7 @@
                 <w:color w:val="000000"/>
                 <w:sz w:val="18"/>
               </w:rPr>
-              <w:t>Vue 与 Element Plus 页面、数据模拟、图表、坐标画布、交互联调</w:t>
+              <w:t>负责 Vue 3 组合式架构搭建、Element Plus 企业级组件交互设计、综合运营大屏大盘、GeoCanvas 离线坐标画布、SimulationPanel 轨迹模拟引擎及端端测试。</w:t>
             </w:r>
           </w:p>
         </w:tc>
@@ -1844,7 +1829,21 @@
           <w:color w:val="000000"/>
           <w:sz w:val="32"/>
         </w:rPr>
-        <w:t>2 交叉复核</w:t>
+        <w:t>2 工作任务分解结构（WBS）与责任矩阵（RACI）</w:t>
+      </w:r>
+    </w:p>
+    <w:p>
+      <w:pPr>
+        <w:spacing w:after="120" w:line="324" w:lineRule="auto"/>
+        <w:snapToGrid w:val="0"/>
+      </w:pPr>
+      <w:r>
+        <w:rPr>
+          <w:rFonts w:ascii="Times New Roman" w:hAnsi="Times New Roman" w:eastAsia="宋体"/>
+          <w:color w:val="000000"/>
+          <w:sz w:val="21"/>
+        </w:rPr>
+        <w:t>项目各项核心工程任务严格实行责任到人、全程留痕的 RACI 责任管理体系：</w:t>
       </w:r>
     </w:p>
     <w:tbl>
@@ -1863,9 +1862,11 @@
         </w:tblBorders>
       </w:tblPr>
       <w:tblGrid>
-        <w:gridCol w:w="3009"/>
-        <w:gridCol w:w="3009"/>
-        <w:gridCol w:w="3009"/>
+        <w:gridCol w:w="1805"/>
+        <w:gridCol w:w="1805"/>
+        <w:gridCol w:w="1805"/>
+        <w:gridCol w:w="1805"/>
+        <w:gridCol w:w="1805"/>
       </w:tblGrid>
       <w:tr>
         <w:trPr>
@@ -1874,35 +1875,7 @@
         </w:trPr>
         <w:tc>
           <w:tcPr>
-            <w:tcW w:type="dxa" w:w="3009"/>
-            <w:vAlign w:val="center"/>
-            <w:tcMar>
-              <w:top w:w="70" w:type="dxa"/>
-              <w:bottom w:w="70" w:type="dxa"/>
-              <w:left w:w="90" w:type="dxa"/>
-              <w:right w:w="90" w:type="dxa"/>
-            </w:tcMar>
-            <w:shd w:fill="D9D9D9"/>
-          </w:tcPr>
-          <w:p>
-            <w:pPr>
-              <w:spacing w:before="20" w:after="20" w:line="276" w:lineRule="auto"/>
-              <w:jc w:val="center"/>
-            </w:pPr>
-            <w:r>
-              <w:rPr>
-                <w:rFonts w:ascii="Times New Roman" w:hAnsi="Times New Roman" w:eastAsia="黑体"/>
-                <w:b/>
-                <w:color w:val="000000"/>
-                <w:sz w:val="18"/>
-              </w:rPr>
-              <w:t>交付物</w:t>
-            </w:r>
-          </w:p>
-        </w:tc>
-        <w:tc>
-          <w:tcPr>
-            <w:tcW w:type="dxa" w:w="3009"/>
+            <w:tcW w:type="dxa" w:w="1805"/>
             <w:vAlign w:val="center"/>
             <w:tcMar>
               <w:top w:w="70" w:type="dxa"/>
@@ -1923,13 +1896,13 @@
                 <w:color w:val="000000"/>
                 <w:sz w:val="18"/>
               </w:rPr>
-              <w:t>主责</w:t>
+              <w:t>项目交付物与工作任务</w:t>
             </w:r>
           </w:p>
         </w:tc>
         <w:tc>
           <w:tcPr>
-            <w:tcW w:type="dxa" w:w="3009"/>
+            <w:tcW w:type="dxa" w:w="1805"/>
             <w:vAlign w:val="center"/>
             <w:tcMar>
               <w:top w:w="70" w:type="dxa"/>
@@ -1950,7 +1923,88 @@
                 <w:color w:val="000000"/>
                 <w:sz w:val="18"/>
               </w:rPr>
-              <w:t>复核</w:t>
+              <w:t>负责人 (R)</w:t>
+            </w:r>
+          </w:p>
+        </w:tc>
+        <w:tc>
+          <w:tcPr>
+            <w:tcW w:type="dxa" w:w="1805"/>
+            <w:vAlign w:val="center"/>
+            <w:tcMar>
+              <w:top w:w="70" w:type="dxa"/>
+              <w:bottom w:w="70" w:type="dxa"/>
+              <w:left w:w="90" w:type="dxa"/>
+              <w:right w:w="90" w:type="dxa"/>
+            </w:tcMar>
+            <w:shd w:fill="D9D9D9"/>
+          </w:tcPr>
+          <w:p>
+            <w:pPr>
+              <w:spacing w:before="20" w:after="20" w:line="276" w:lineRule="auto"/>
+            </w:pPr>
+            <w:r>
+              <w:rPr>
+                <w:rFonts w:ascii="Times New Roman" w:hAnsi="Times New Roman" w:eastAsia="黑体"/>
+                <w:b/>
+                <w:color w:val="000000"/>
+                <w:sz w:val="18"/>
+              </w:rPr>
+              <w:t>审核人 (A)</w:t>
+            </w:r>
+          </w:p>
+        </w:tc>
+        <w:tc>
+          <w:tcPr>
+            <w:tcW w:type="dxa" w:w="1805"/>
+            <w:vAlign w:val="center"/>
+            <w:tcMar>
+              <w:top w:w="70" w:type="dxa"/>
+              <w:bottom w:w="70" w:type="dxa"/>
+              <w:left w:w="90" w:type="dxa"/>
+              <w:right w:w="90" w:type="dxa"/>
+            </w:tcMar>
+            <w:shd w:fill="D9D9D9"/>
+          </w:tcPr>
+          <w:p>
+            <w:pPr>
+              <w:spacing w:before="20" w:after="20" w:line="276" w:lineRule="auto"/>
+            </w:pPr>
+            <w:r>
+              <w:rPr>
+                <w:rFonts w:ascii="Times New Roman" w:hAnsi="Times New Roman" w:eastAsia="黑体"/>
+                <w:b/>
+                <w:color w:val="000000"/>
+                <w:sz w:val="18"/>
+              </w:rPr>
+              <w:t>协助人 (C)</w:t>
+            </w:r>
+          </w:p>
+        </w:tc>
+        <w:tc>
+          <w:tcPr>
+            <w:tcW w:type="dxa" w:w="1805"/>
+            <w:vAlign w:val="center"/>
+            <w:tcMar>
+              <w:top w:w="70" w:type="dxa"/>
+              <w:bottom w:w="70" w:type="dxa"/>
+              <w:left w:w="90" w:type="dxa"/>
+              <w:right w:w="90" w:type="dxa"/>
+            </w:tcMar>
+            <w:shd w:fill="D9D9D9"/>
+          </w:tcPr>
+          <w:p>
+            <w:pPr>
+              <w:spacing w:before="20" w:after="20" w:line="276" w:lineRule="auto"/>
+            </w:pPr>
+            <w:r>
+              <w:rPr>
+                <w:rFonts w:ascii="Times New Roman" w:hAnsi="Times New Roman" w:eastAsia="黑体"/>
+                <w:b/>
+                <w:color w:val="000000"/>
+                <w:sz w:val="18"/>
+              </w:rPr>
+              <w:t>知悉人 (I)</w:t>
             </w:r>
           </w:p>
         </w:tc>
@@ -1961,7 +2015,7 @@
         </w:trPr>
         <w:tc>
           <w:tcPr>
-            <w:tcW w:type="dxa" w:w="3009"/>
+            <w:tcW w:type="dxa" w:w="1805"/>
             <w:vAlign w:val="center"/>
             <w:tcMar>
               <w:top w:w="70" w:type="dxa"/>
@@ -1973,7 +2027,6 @@
           <w:p>
             <w:pPr>
               <w:spacing w:before="20" w:after="20" w:line="276" w:lineRule="auto"/>
-              <w:jc w:val="center"/>
             </w:pPr>
             <w:r>
               <w:rPr>
@@ -1982,13 +2035,13 @@
                 <w:color w:val="000000"/>
                 <w:sz w:val="18"/>
               </w:rPr>
-              <w:t>需求与范围变更</w:t>
+              <w:t>01 软件需求规范说明书</w:t>
             </w:r>
           </w:p>
         </w:tc>
         <w:tc>
           <w:tcPr>
-            <w:tcW w:type="dxa" w:w="3009"/>
+            <w:tcW w:type="dxa" w:w="1805"/>
             <w:vAlign w:val="center"/>
             <w:tcMar>
               <w:top w:w="70" w:type="dxa"/>
@@ -2014,7 +2067,7 @@
         </w:tc>
         <w:tc>
           <w:tcPr>
-            <w:tcW w:type="dxa" w:w="3009"/>
+            <w:tcW w:type="dxa" w:w="1805"/>
             <w:vAlign w:val="center"/>
             <w:tcMar>
               <w:top w:w="70" w:type="dxa"/>
@@ -2034,7 +2087,59 @@
                 <w:color w:val="000000"/>
                 <w:sz w:val="18"/>
               </w:rPr>
-              <w:t>钟毓林 胡吉涵 李治宏评估影响</w:t>
+              <w:t>周虹宏</w:t>
+            </w:r>
+          </w:p>
+        </w:tc>
+        <w:tc>
+          <w:tcPr>
+            <w:tcW w:type="dxa" w:w="1805"/>
+            <w:vAlign w:val="center"/>
+            <w:tcMar>
+              <w:top w:w="70" w:type="dxa"/>
+              <w:bottom w:w="70" w:type="dxa"/>
+              <w:left w:w="90" w:type="dxa"/>
+              <w:right w:w="90" w:type="dxa"/>
+            </w:tcMar>
+          </w:tcPr>
+          <w:p>
+            <w:pPr>
+              <w:spacing w:before="20" w:after="20" w:line="276" w:lineRule="auto"/>
+            </w:pPr>
+            <w:r>
+              <w:rPr>
+                <w:rFonts w:ascii="Times New Roman" w:hAnsi="Times New Roman" w:eastAsia="宋体"/>
+                <w:b w:val="0"/>
+                <w:color w:val="000000"/>
+                <w:sz w:val="18"/>
+              </w:rPr>
+              <w:t>钟毓林、胡吉涵、李治宏</w:t>
+            </w:r>
+          </w:p>
+        </w:tc>
+        <w:tc>
+          <w:tcPr>
+            <w:tcW w:type="dxa" w:w="1805"/>
+            <w:vAlign w:val="center"/>
+            <w:tcMar>
+              <w:top w:w="70" w:type="dxa"/>
+              <w:bottom w:w="70" w:type="dxa"/>
+              <w:left w:w="90" w:type="dxa"/>
+              <w:right w:w="90" w:type="dxa"/>
+            </w:tcMar>
+          </w:tcPr>
+          <w:p>
+            <w:pPr>
+              <w:spacing w:before="20" w:after="20" w:line="276" w:lineRule="auto"/>
+            </w:pPr>
+            <w:r>
+              <w:rPr>
+                <w:rFonts w:ascii="Times New Roman" w:hAnsi="Times New Roman" w:eastAsia="宋体"/>
+                <w:b w:val="0"/>
+                <w:color w:val="000000"/>
+                <w:sz w:val="18"/>
+              </w:rPr>
+              <w:t>指导老师</w:t>
             </w:r>
           </w:p>
         </w:tc>
@@ -2045,7 +2150,7 @@
         </w:trPr>
         <w:tc>
           <w:tcPr>
-            <w:tcW w:type="dxa" w:w="3009"/>
+            <w:tcW w:type="dxa" w:w="1805"/>
             <w:vAlign w:val="center"/>
             <w:tcMar>
               <w:top w:w="70" w:type="dxa"/>
@@ -2058,7 +2163,6 @@
           <w:p>
             <w:pPr>
               <w:spacing w:before="20" w:after="20" w:line="276" w:lineRule="auto"/>
-              <w:jc w:val="center"/>
             </w:pPr>
             <w:r>
               <w:rPr>
@@ -2067,13 +2171,13 @@
                 <w:color w:val="000000"/>
                 <w:sz w:val="18"/>
               </w:rPr>
-              <w:t>数据库与 GPS 接入</w:t>
+              <w:t>02 数据库设计说明书</w:t>
             </w:r>
           </w:p>
         </w:tc>
         <w:tc>
           <w:tcPr>
-            <w:tcW w:type="dxa" w:w="3009"/>
+            <w:tcW w:type="dxa" w:w="1805"/>
             <w:vAlign w:val="center"/>
             <w:tcMar>
               <w:top w:w="70" w:type="dxa"/>
@@ -2100,7 +2204,7 @@
         </w:tc>
         <w:tc>
           <w:tcPr>
-            <w:tcW w:type="dxa" w:w="3009"/>
+            <w:tcW w:type="dxa" w:w="1805"/>
             <w:vAlign w:val="center"/>
             <w:tcMar>
               <w:top w:w="70" w:type="dxa"/>
@@ -2121,7 +2225,61 @@
                 <w:color w:val="000000"/>
                 <w:sz w:val="18"/>
               </w:rPr>
-              <w:t>钟毓林检查认证、事务和约束</w:t>
+              <w:t>钟毓林</w:t>
+            </w:r>
+          </w:p>
+        </w:tc>
+        <w:tc>
+          <w:tcPr>
+            <w:tcW w:type="dxa" w:w="1805"/>
+            <w:vAlign w:val="center"/>
+            <w:tcMar>
+              <w:top w:w="70" w:type="dxa"/>
+              <w:bottom w:w="70" w:type="dxa"/>
+              <w:left w:w="90" w:type="dxa"/>
+              <w:right w:w="90" w:type="dxa"/>
+            </w:tcMar>
+            <w:shd w:fill="F7F7F7"/>
+          </w:tcPr>
+          <w:p>
+            <w:pPr>
+              <w:spacing w:before="20" w:after="20" w:line="276" w:lineRule="auto"/>
+            </w:pPr>
+            <w:r>
+              <w:rPr>
+                <w:rFonts w:ascii="Times New Roman" w:hAnsi="Times New Roman" w:eastAsia="宋体"/>
+                <w:b w:val="0"/>
+                <w:color w:val="000000"/>
+                <w:sz w:val="18"/>
+              </w:rPr>
+              <w:t>周虹宏</w:t>
+            </w:r>
+          </w:p>
+        </w:tc>
+        <w:tc>
+          <w:tcPr>
+            <w:tcW w:type="dxa" w:w="1805"/>
+            <w:vAlign w:val="center"/>
+            <w:tcMar>
+              <w:top w:w="70" w:type="dxa"/>
+              <w:bottom w:w="70" w:type="dxa"/>
+              <w:left w:w="90" w:type="dxa"/>
+              <w:right w:w="90" w:type="dxa"/>
+            </w:tcMar>
+            <w:shd w:fill="F7F7F7"/>
+          </w:tcPr>
+          <w:p>
+            <w:pPr>
+              <w:spacing w:before="20" w:after="20" w:line="276" w:lineRule="auto"/>
+            </w:pPr>
+            <w:r>
+              <w:rPr>
+                <w:rFonts w:ascii="Times New Roman" w:hAnsi="Times New Roman" w:eastAsia="宋体"/>
+                <w:b w:val="0"/>
+                <w:color w:val="000000"/>
+                <w:sz w:val="18"/>
+              </w:rPr>
+              <w:t>全员</w:t>
             </w:r>
           </w:p>
         </w:tc>
@@ -2132,34 +2290,7 @@
         </w:trPr>
         <w:tc>
           <w:tcPr>
-            <w:tcW w:type="dxa" w:w="3009"/>
-            <w:vAlign w:val="center"/>
-            <w:tcMar>
-              <w:top w:w="70" w:type="dxa"/>
-              <w:bottom w:w="70" w:type="dxa"/>
-              <w:left w:w="90" w:type="dxa"/>
-              <w:right w:w="90" w:type="dxa"/>
-            </w:tcMar>
-          </w:tcPr>
-          <w:p>
-            <w:pPr>
-              <w:spacing w:before="20" w:after="20" w:line="276" w:lineRule="auto"/>
-              <w:jc w:val="center"/>
-            </w:pPr>
-            <w:r>
-              <w:rPr>
-                <w:rFonts w:ascii="Times New Roman" w:hAnsi="Times New Roman" w:eastAsia="宋体"/>
-                <w:b w:val="0"/>
-                <w:color w:val="000000"/>
-                <w:sz w:val="18"/>
-              </w:rPr>
-              <w:t>认证和受限删除</w:t>
-            </w:r>
-          </w:p>
-        </w:tc>
-        <w:tc>
-          <w:tcPr>
-            <w:tcW w:type="dxa" w:w="3009"/>
+            <w:tcW w:type="dxa" w:w="1805"/>
             <w:vAlign w:val="center"/>
             <w:tcMar>
               <w:top w:w="70" w:type="dxa"/>
@@ -2179,13 +2310,13 @@
                 <w:color w:val="000000"/>
                 <w:sz w:val="18"/>
               </w:rPr>
-              <w:t>钟毓林</w:t>
+              <w:t>03 系统测试日志与复盘</w:t>
             </w:r>
           </w:p>
         </w:tc>
         <w:tc>
           <w:tcPr>
-            <w:tcW w:type="dxa" w:w="3009"/>
+            <w:tcW w:type="dxa" w:w="1805"/>
             <w:vAlign w:val="center"/>
             <w:tcMar>
               <w:top w:w="70" w:type="dxa"/>
@@ -2205,7 +2336,85 @@
                 <w:color w:val="000000"/>
                 <w:sz w:val="18"/>
               </w:rPr>
-              <w:t>胡吉涵检查安全和数据一致性</w:t>
+              <w:t>周虹宏</w:t>
+            </w:r>
+          </w:p>
+        </w:tc>
+        <w:tc>
+          <w:tcPr>
+            <w:tcW w:type="dxa" w:w="1805"/>
+            <w:vAlign w:val="center"/>
+            <w:tcMar>
+              <w:top w:w="70" w:type="dxa"/>
+              <w:bottom w:w="70" w:type="dxa"/>
+              <w:left w:w="90" w:type="dxa"/>
+              <w:right w:w="90" w:type="dxa"/>
+            </w:tcMar>
+          </w:tcPr>
+          <w:p>
+            <w:pPr>
+              <w:spacing w:before="20" w:after="20" w:line="276" w:lineRule="auto"/>
+            </w:pPr>
+            <w:r>
+              <w:rPr>
+                <w:rFonts w:ascii="Times New Roman" w:hAnsi="Times New Roman" w:eastAsia="宋体"/>
+                <w:b w:val="0"/>
+                <w:color w:val="000000"/>
+                <w:sz w:val="18"/>
+              </w:rPr>
+              <w:t>周虹宏</w:t>
+            </w:r>
+          </w:p>
+        </w:tc>
+        <w:tc>
+          <w:tcPr>
+            <w:tcW w:type="dxa" w:w="1805"/>
+            <w:vAlign w:val="center"/>
+            <w:tcMar>
+              <w:top w:w="70" w:type="dxa"/>
+              <w:bottom w:w="70" w:type="dxa"/>
+              <w:left w:w="90" w:type="dxa"/>
+              <w:right w:w="90" w:type="dxa"/>
+            </w:tcMar>
+          </w:tcPr>
+          <w:p>
+            <w:pPr>
+              <w:spacing w:before="20" w:after="20" w:line="276" w:lineRule="auto"/>
+            </w:pPr>
+            <w:r>
+              <w:rPr>
+                <w:rFonts w:ascii="Times New Roman" w:hAnsi="Times New Roman" w:eastAsia="宋体"/>
+                <w:b w:val="0"/>
+                <w:color w:val="000000"/>
+                <w:sz w:val="18"/>
+              </w:rPr>
+              <w:t>全员各自模块</w:t>
+            </w:r>
+          </w:p>
+        </w:tc>
+        <w:tc>
+          <w:tcPr>
+            <w:tcW w:type="dxa" w:w="1805"/>
+            <w:vAlign w:val="center"/>
+            <w:tcMar>
+              <w:top w:w="70" w:type="dxa"/>
+              <w:bottom w:w="70" w:type="dxa"/>
+              <w:left w:w="90" w:type="dxa"/>
+              <w:right w:w="90" w:type="dxa"/>
+            </w:tcMar>
+          </w:tcPr>
+          <w:p>
+            <w:pPr>
+              <w:spacing w:before="20" w:after="20" w:line="276" w:lineRule="auto"/>
+            </w:pPr>
+            <w:r>
+              <w:rPr>
+                <w:rFonts w:ascii="Times New Roman" w:hAnsi="Times New Roman" w:eastAsia="宋体"/>
+                <w:b w:val="0"/>
+                <w:color w:val="000000"/>
+                <w:sz w:val="18"/>
+              </w:rPr>
+              <w:t>指导老师</w:t>
             </w:r>
           </w:p>
         </w:tc>
@@ -2216,7 +2425,7 @@
         </w:trPr>
         <w:tc>
           <w:tcPr>
-            <w:tcW w:type="dxa" w:w="3009"/>
+            <w:tcW w:type="dxa" w:w="1805"/>
             <w:vAlign w:val="center"/>
             <w:tcMar>
               <w:top w:w="70" w:type="dxa"/>
@@ -2229,7 +2438,6 @@
           <w:p>
             <w:pPr>
               <w:spacing w:before="20" w:after="20" w:line="276" w:lineRule="auto"/>
-              <w:jc w:val="center"/>
             </w:pPr>
             <w:r>
               <w:rPr>
@@ -2238,13 +2446,67 @@
                 <w:color w:val="000000"/>
                 <w:sz w:val="18"/>
               </w:rPr>
-              <w:t>模拟页面与图表口径</w:t>
+              <w:t>04 系统架构设计说明书</w:t>
             </w:r>
           </w:p>
         </w:tc>
         <w:tc>
           <w:tcPr>
-            <w:tcW w:type="dxa" w:w="3009"/>
+            <w:tcW w:type="dxa" w:w="1805"/>
+            <w:vAlign w:val="center"/>
+            <w:tcMar>
+              <w:top w:w="70" w:type="dxa"/>
+              <w:bottom w:w="70" w:type="dxa"/>
+              <w:left w:w="90" w:type="dxa"/>
+              <w:right w:w="90" w:type="dxa"/>
+            </w:tcMar>
+            <w:shd w:fill="F7F7F7"/>
+          </w:tcPr>
+          <w:p>
+            <w:pPr>
+              <w:spacing w:before="20" w:after="20" w:line="276" w:lineRule="auto"/>
+            </w:pPr>
+            <w:r>
+              <w:rPr>
+                <w:rFonts w:ascii="Times New Roman" w:hAnsi="Times New Roman" w:eastAsia="宋体"/>
+                <w:b w:val="0"/>
+                <w:color w:val="000000"/>
+                <w:sz w:val="18"/>
+              </w:rPr>
+              <w:t>钟毓林、胡吉涵</w:t>
+            </w:r>
+          </w:p>
+        </w:tc>
+        <w:tc>
+          <w:tcPr>
+            <w:tcW w:type="dxa" w:w="1805"/>
+            <w:vAlign w:val="center"/>
+            <w:tcMar>
+              <w:top w:w="70" w:type="dxa"/>
+              <w:bottom w:w="70" w:type="dxa"/>
+              <w:left w:w="90" w:type="dxa"/>
+              <w:right w:w="90" w:type="dxa"/>
+            </w:tcMar>
+            <w:shd w:fill="F7F7F7"/>
+          </w:tcPr>
+          <w:p>
+            <w:pPr>
+              <w:spacing w:before="20" w:after="20" w:line="276" w:lineRule="auto"/>
+            </w:pPr>
+            <w:r>
+              <w:rPr>
+                <w:rFonts w:ascii="Times New Roman" w:hAnsi="Times New Roman" w:eastAsia="宋体"/>
+                <w:b w:val="0"/>
+                <w:color w:val="000000"/>
+                <w:sz w:val="18"/>
+              </w:rPr>
+              <w:t>周虹宏</w:t>
+            </w:r>
+          </w:p>
+        </w:tc>
+        <w:tc>
+          <w:tcPr>
+            <w:tcW w:type="dxa" w:w="1805"/>
             <w:vAlign w:val="center"/>
             <w:tcMar>
               <w:top w:w="70" w:type="dxa"/>
@@ -2271,7 +2533,7 @@
         </w:tc>
         <w:tc>
           <w:tcPr>
-            <w:tcW w:type="dxa" w:w="3009"/>
+            <w:tcW w:type="dxa" w:w="1805"/>
             <w:vAlign w:val="center"/>
             <w:tcMar>
               <w:top w:w="70" w:type="dxa"/>
@@ -2292,7 +2554,7 @@
                 <w:color w:val="000000"/>
                 <w:sz w:val="18"/>
               </w:rPr>
-              <w:t>周虹宏验收，后端核对接口</w:t>
+              <w:t>指导老师</w:t>
             </w:r>
           </w:p>
         </w:tc>
@@ -2303,7 +2565,7 @@
         </w:trPr>
         <w:tc>
           <w:tcPr>
-            <w:tcW w:type="dxa" w:w="3009"/>
+            <w:tcW w:type="dxa" w:w="1805"/>
             <w:vAlign w:val="center"/>
             <w:tcMar>
               <w:top w:w="70" w:type="dxa"/>
@@ -2315,7 +2577,6 @@
           <w:p>
             <w:pPr>
               <w:spacing w:before="20" w:after="20" w:line="276" w:lineRule="auto"/>
-              <w:jc w:val="center"/>
             </w:pPr>
             <w:r>
               <w:rPr>
@@ -2324,13 +2585,13 @@
                 <w:color w:val="000000"/>
                 <w:sz w:val="18"/>
               </w:rPr>
-              <w:t>测试与缺陷关闭</w:t>
+              <w:t>05 软件测试用例说明书</w:t>
             </w:r>
           </w:p>
         </w:tc>
         <w:tc>
           <w:tcPr>
-            <w:tcW w:type="dxa" w:w="3009"/>
+            <w:tcW w:type="dxa" w:w="1805"/>
             <w:vAlign w:val="center"/>
             <w:tcMar>
               <w:top w:w="70" w:type="dxa"/>
@@ -2356,7 +2617,7 @@
         </w:tc>
         <w:tc>
           <w:tcPr>
-            <w:tcW w:type="dxa" w:w="3009"/>
+            <w:tcW w:type="dxa" w:w="1805"/>
             <w:vAlign w:val="center"/>
             <w:tcMar>
               <w:top w:w="70" w:type="dxa"/>
@@ -2376,7 +2637,59 @@
                 <w:color w:val="000000"/>
                 <w:sz w:val="18"/>
               </w:rPr>
-              <w:t>对应开发负责人修复，其他成员回归</w:t>
+              <w:t>周虹宏</w:t>
+            </w:r>
+          </w:p>
+        </w:tc>
+        <w:tc>
+          <w:tcPr>
+            <w:tcW w:type="dxa" w:w="1805"/>
+            <w:vAlign w:val="center"/>
+            <w:tcMar>
+              <w:top w:w="70" w:type="dxa"/>
+              <w:bottom w:w="70" w:type="dxa"/>
+              <w:left w:w="90" w:type="dxa"/>
+              <w:right w:w="90" w:type="dxa"/>
+            </w:tcMar>
+          </w:tcPr>
+          <w:p>
+            <w:pPr>
+              <w:spacing w:before="20" w:after="20" w:line="276" w:lineRule="auto"/>
+            </w:pPr>
+            <w:r>
+              <w:rPr>
+                <w:rFonts w:ascii="Times New Roman" w:hAnsi="Times New Roman" w:eastAsia="宋体"/>
+                <w:b w:val="0"/>
+                <w:color w:val="000000"/>
+                <w:sz w:val="18"/>
+              </w:rPr>
+              <w:t>全员执行</w:t>
+            </w:r>
+          </w:p>
+        </w:tc>
+        <w:tc>
+          <w:tcPr>
+            <w:tcW w:type="dxa" w:w="1805"/>
+            <w:vAlign w:val="center"/>
+            <w:tcMar>
+              <w:top w:w="70" w:type="dxa"/>
+              <w:bottom w:w="70" w:type="dxa"/>
+              <w:left w:w="90" w:type="dxa"/>
+              <w:right w:w="90" w:type="dxa"/>
+            </w:tcMar>
+          </w:tcPr>
+          <w:p>
+            <w:pPr>
+              <w:spacing w:before="20" w:after="20" w:line="276" w:lineRule="auto"/>
+            </w:pPr>
+            <w:r>
+              <w:rPr>
+                <w:rFonts w:ascii="Times New Roman" w:hAnsi="Times New Roman" w:eastAsia="宋体"/>
+                <w:b w:val="0"/>
+                <w:color w:val="000000"/>
+                <w:sz w:val="18"/>
+              </w:rPr>
+              <w:t>指导老师</w:t>
             </w:r>
           </w:p>
         </w:tc>
@@ -2387,35 +2700,7 @@
         </w:trPr>
         <w:tc>
           <w:tcPr>
-            <w:tcW w:type="dxa" w:w="3009"/>
-            <w:vAlign w:val="center"/>
-            <w:tcMar>
-              <w:top w:w="70" w:type="dxa"/>
-              <w:bottom w:w="70" w:type="dxa"/>
-              <w:left w:w="90" w:type="dxa"/>
-              <w:right w:w="90" w:type="dxa"/>
-            </w:tcMar>
-            <w:shd w:fill="F7F7F7"/>
-          </w:tcPr>
-          <w:p>
-            <w:pPr>
-              <w:spacing w:before="20" w:after="20" w:line="276" w:lineRule="auto"/>
-              <w:jc w:val="center"/>
-            </w:pPr>
-            <w:r>
-              <w:rPr>
-                <w:rFonts w:ascii="Times New Roman" w:hAnsi="Times New Roman" w:eastAsia="宋体"/>
-                <w:b w:val="0"/>
-                <w:color w:val="000000"/>
-                <w:sz w:val="18"/>
-              </w:rPr>
-              <w:t>部署与答辩</w:t>
-            </w:r>
-          </w:p>
-        </w:tc>
-        <w:tc>
-          <w:tcPr>
-            <w:tcW w:type="dxa" w:w="3009"/>
+            <w:tcW w:type="dxa" w:w="1805"/>
             <w:vAlign w:val="center"/>
             <w:tcMar>
               <w:top w:w="70" w:type="dxa"/>
@@ -2436,13 +2721,13 @@
                 <w:color w:val="000000"/>
                 <w:sz w:val="18"/>
               </w:rPr>
-              <w:t>胡吉涵 周虹宏</w:t>
+              <w:t>06 测试计划说明书</w:t>
             </w:r>
           </w:p>
         </w:tc>
         <w:tc>
           <w:tcPr>
-            <w:tcW w:type="dxa" w:w="3009"/>
+            <w:tcW w:type="dxa" w:w="1805"/>
             <w:vAlign w:val="center"/>
             <w:tcMar>
               <w:top w:w="70" w:type="dxa"/>
@@ -2463,7 +2748,638 @@
                 <w:color w:val="000000"/>
                 <w:sz w:val="18"/>
               </w:rPr>
-              <w:t>全员各自模块演示</w:t>
+              <w:t>周虹宏</w:t>
+            </w:r>
+          </w:p>
+        </w:tc>
+        <w:tc>
+          <w:tcPr>
+            <w:tcW w:type="dxa" w:w="1805"/>
+            <w:vAlign w:val="center"/>
+            <w:tcMar>
+              <w:top w:w="70" w:type="dxa"/>
+              <w:bottom w:w="70" w:type="dxa"/>
+              <w:left w:w="90" w:type="dxa"/>
+              <w:right w:w="90" w:type="dxa"/>
+            </w:tcMar>
+            <w:shd w:fill="F7F7F7"/>
+          </w:tcPr>
+          <w:p>
+            <w:pPr>
+              <w:spacing w:before="20" w:after="20" w:line="276" w:lineRule="auto"/>
+            </w:pPr>
+            <w:r>
+              <w:rPr>
+                <w:rFonts w:ascii="Times New Roman" w:hAnsi="Times New Roman" w:eastAsia="宋体"/>
+                <w:b w:val="0"/>
+                <w:color w:val="000000"/>
+                <w:sz w:val="18"/>
+              </w:rPr>
+              <w:t>周虹宏</w:t>
+            </w:r>
+          </w:p>
+        </w:tc>
+        <w:tc>
+          <w:tcPr>
+            <w:tcW w:type="dxa" w:w="1805"/>
+            <w:vAlign w:val="center"/>
+            <w:tcMar>
+              <w:top w:w="70" w:type="dxa"/>
+              <w:bottom w:w="70" w:type="dxa"/>
+              <w:left w:w="90" w:type="dxa"/>
+              <w:right w:w="90" w:type="dxa"/>
+            </w:tcMar>
+            <w:shd w:fill="F7F7F7"/>
+          </w:tcPr>
+          <w:p>
+            <w:pPr>
+              <w:spacing w:before="20" w:after="20" w:line="276" w:lineRule="auto"/>
+            </w:pPr>
+            <w:r>
+              <w:rPr>
+                <w:rFonts w:ascii="Times New Roman" w:hAnsi="Times New Roman" w:eastAsia="宋体"/>
+                <w:b w:val="0"/>
+                <w:color w:val="000000"/>
+                <w:sz w:val="18"/>
+              </w:rPr>
+              <w:t>胡吉涵</w:t>
+            </w:r>
+          </w:p>
+        </w:tc>
+        <w:tc>
+          <w:tcPr>
+            <w:tcW w:type="dxa" w:w="1805"/>
+            <w:vAlign w:val="center"/>
+            <w:tcMar>
+              <w:top w:w="70" w:type="dxa"/>
+              <w:bottom w:w="70" w:type="dxa"/>
+              <w:left w:w="90" w:type="dxa"/>
+              <w:right w:w="90" w:type="dxa"/>
+            </w:tcMar>
+            <w:shd w:fill="F7F7F7"/>
+          </w:tcPr>
+          <w:p>
+            <w:pPr>
+              <w:spacing w:before="20" w:after="20" w:line="276" w:lineRule="auto"/>
+            </w:pPr>
+            <w:r>
+              <w:rPr>
+                <w:rFonts w:ascii="Times New Roman" w:hAnsi="Times New Roman" w:eastAsia="宋体"/>
+                <w:b w:val="0"/>
+                <w:color w:val="000000"/>
+                <w:sz w:val="18"/>
+              </w:rPr>
+              <w:t>全员</w:t>
+            </w:r>
+          </w:p>
+        </w:tc>
+      </w:tr>
+      <w:tr>
+        <w:trPr>
+          <w:cantSplit/>
+        </w:trPr>
+        <w:tc>
+          <w:tcPr>
+            <w:tcW w:type="dxa" w:w="1805"/>
+            <w:vAlign w:val="center"/>
+            <w:tcMar>
+              <w:top w:w="70" w:type="dxa"/>
+              <w:bottom w:w="70" w:type="dxa"/>
+              <w:left w:w="90" w:type="dxa"/>
+              <w:right w:w="90" w:type="dxa"/>
+            </w:tcMar>
+          </w:tcPr>
+          <w:p>
+            <w:pPr>
+              <w:spacing w:before="20" w:after="20" w:line="276" w:lineRule="auto"/>
+            </w:pPr>
+            <w:r>
+              <w:rPr>
+                <w:rFonts w:ascii="Times New Roman" w:hAnsi="Times New Roman" w:eastAsia="宋体"/>
+                <w:b w:val="0"/>
+                <w:color w:val="000000"/>
+                <w:sz w:val="18"/>
+              </w:rPr>
+              <w:t>07 项目例会纪要</w:t>
+            </w:r>
+          </w:p>
+        </w:tc>
+        <w:tc>
+          <w:tcPr>
+            <w:tcW w:type="dxa" w:w="1805"/>
+            <w:vAlign w:val="center"/>
+            <w:tcMar>
+              <w:top w:w="70" w:type="dxa"/>
+              <w:bottom w:w="70" w:type="dxa"/>
+              <w:left w:w="90" w:type="dxa"/>
+              <w:right w:w="90" w:type="dxa"/>
+            </w:tcMar>
+          </w:tcPr>
+          <w:p>
+            <w:pPr>
+              <w:spacing w:before="20" w:after="20" w:line="276" w:lineRule="auto"/>
+            </w:pPr>
+            <w:r>
+              <w:rPr>
+                <w:rFonts w:ascii="Times New Roman" w:hAnsi="Times New Roman" w:eastAsia="宋体"/>
+                <w:b w:val="0"/>
+                <w:color w:val="000000"/>
+                <w:sz w:val="18"/>
+              </w:rPr>
+              <w:t>周虹宏</w:t>
+            </w:r>
+          </w:p>
+        </w:tc>
+        <w:tc>
+          <w:tcPr>
+            <w:tcW w:type="dxa" w:w="1805"/>
+            <w:vAlign w:val="center"/>
+            <w:tcMar>
+              <w:top w:w="70" w:type="dxa"/>
+              <w:bottom w:w="70" w:type="dxa"/>
+              <w:left w:w="90" w:type="dxa"/>
+              <w:right w:w="90" w:type="dxa"/>
+            </w:tcMar>
+          </w:tcPr>
+          <w:p>
+            <w:pPr>
+              <w:spacing w:before="20" w:after="20" w:line="276" w:lineRule="auto"/>
+            </w:pPr>
+            <w:r>
+              <w:rPr>
+                <w:rFonts w:ascii="Times New Roman" w:hAnsi="Times New Roman" w:eastAsia="宋体"/>
+                <w:b w:val="0"/>
+                <w:color w:val="000000"/>
+                <w:sz w:val="18"/>
+              </w:rPr>
+              <w:t>周虹宏</w:t>
+            </w:r>
+          </w:p>
+        </w:tc>
+        <w:tc>
+          <w:tcPr>
+            <w:tcW w:type="dxa" w:w="1805"/>
+            <w:vAlign w:val="center"/>
+            <w:tcMar>
+              <w:top w:w="70" w:type="dxa"/>
+              <w:bottom w:w="70" w:type="dxa"/>
+              <w:left w:w="90" w:type="dxa"/>
+              <w:right w:w="90" w:type="dxa"/>
+            </w:tcMar>
+          </w:tcPr>
+          <w:p>
+            <w:pPr>
+              <w:spacing w:before="20" w:after="20" w:line="276" w:lineRule="auto"/>
+            </w:pPr>
+            <w:r>
+              <w:rPr>
+                <w:rFonts w:ascii="Times New Roman" w:hAnsi="Times New Roman" w:eastAsia="宋体"/>
+                <w:b w:val="0"/>
+                <w:color w:val="000000"/>
+                <w:sz w:val="18"/>
+              </w:rPr>
+              <w:t>全员参会</w:t>
+            </w:r>
+          </w:p>
+        </w:tc>
+        <w:tc>
+          <w:tcPr>
+            <w:tcW w:type="dxa" w:w="1805"/>
+            <w:vAlign w:val="center"/>
+            <w:tcMar>
+              <w:top w:w="70" w:type="dxa"/>
+              <w:bottom w:w="70" w:type="dxa"/>
+              <w:left w:w="90" w:type="dxa"/>
+              <w:right w:w="90" w:type="dxa"/>
+            </w:tcMar>
+          </w:tcPr>
+          <w:p>
+            <w:pPr>
+              <w:spacing w:before="20" w:after="20" w:line="276" w:lineRule="auto"/>
+            </w:pPr>
+            <w:r>
+              <w:rPr>
+                <w:rFonts w:ascii="Times New Roman" w:hAnsi="Times New Roman" w:eastAsia="宋体"/>
+                <w:b w:val="0"/>
+                <w:color w:val="000000"/>
+                <w:sz w:val="18"/>
+              </w:rPr>
+              <w:t>指导老师</w:t>
+            </w:r>
+          </w:p>
+        </w:tc>
+      </w:tr>
+      <w:tr>
+        <w:trPr>
+          <w:cantSplit/>
+        </w:trPr>
+        <w:tc>
+          <w:tcPr>
+            <w:tcW w:type="dxa" w:w="1805"/>
+            <w:vAlign w:val="center"/>
+            <w:tcMar>
+              <w:top w:w="70" w:type="dxa"/>
+              <w:bottom w:w="70" w:type="dxa"/>
+              <w:left w:w="90" w:type="dxa"/>
+              <w:right w:w="90" w:type="dxa"/>
+            </w:tcMar>
+            <w:shd w:fill="F7F7F7"/>
+          </w:tcPr>
+          <w:p>
+            <w:pPr>
+              <w:spacing w:before="20" w:after="20" w:line="276" w:lineRule="auto"/>
+            </w:pPr>
+            <w:r>
+              <w:rPr>
+                <w:rFonts w:ascii="Times New Roman" w:hAnsi="Times New Roman" w:eastAsia="宋体"/>
+                <w:b w:val="0"/>
+                <w:color w:val="000000"/>
+                <w:sz w:val="18"/>
+              </w:rPr>
+              <w:t>08 系统详细设计说明书</w:t>
+            </w:r>
+          </w:p>
+        </w:tc>
+        <w:tc>
+          <w:tcPr>
+            <w:tcW w:type="dxa" w:w="1805"/>
+            <w:vAlign w:val="center"/>
+            <w:tcMar>
+              <w:top w:w="70" w:type="dxa"/>
+              <w:bottom w:w="70" w:type="dxa"/>
+              <w:left w:w="90" w:type="dxa"/>
+              <w:right w:w="90" w:type="dxa"/>
+            </w:tcMar>
+            <w:shd w:fill="F7F7F7"/>
+          </w:tcPr>
+          <w:p>
+            <w:pPr>
+              <w:spacing w:before="20" w:after="20" w:line="276" w:lineRule="auto"/>
+            </w:pPr>
+            <w:r>
+              <w:rPr>
+                <w:rFonts w:ascii="Times New Roman" w:hAnsi="Times New Roman" w:eastAsia="宋体"/>
+                <w:b w:val="0"/>
+                <w:color w:val="000000"/>
+                <w:sz w:val="18"/>
+              </w:rPr>
+              <w:t>钟毓林、胡吉涵、李治宏</w:t>
+            </w:r>
+          </w:p>
+        </w:tc>
+        <w:tc>
+          <w:tcPr>
+            <w:tcW w:type="dxa" w:w="1805"/>
+            <w:vAlign w:val="center"/>
+            <w:tcMar>
+              <w:top w:w="70" w:type="dxa"/>
+              <w:bottom w:w="70" w:type="dxa"/>
+              <w:left w:w="90" w:type="dxa"/>
+              <w:right w:w="90" w:type="dxa"/>
+            </w:tcMar>
+            <w:shd w:fill="F7F7F7"/>
+          </w:tcPr>
+          <w:p>
+            <w:pPr>
+              <w:spacing w:before="20" w:after="20" w:line="276" w:lineRule="auto"/>
+            </w:pPr>
+            <w:r>
+              <w:rPr>
+                <w:rFonts w:ascii="Times New Roman" w:hAnsi="Times New Roman" w:eastAsia="宋体"/>
+                <w:b w:val="0"/>
+                <w:color w:val="000000"/>
+                <w:sz w:val="18"/>
+              </w:rPr>
+              <w:t>周虹宏</w:t>
+            </w:r>
+          </w:p>
+        </w:tc>
+        <w:tc>
+          <w:tcPr>
+            <w:tcW w:type="dxa" w:w="1805"/>
+            <w:vAlign w:val="center"/>
+            <w:tcMar>
+              <w:top w:w="70" w:type="dxa"/>
+              <w:bottom w:w="70" w:type="dxa"/>
+              <w:left w:w="90" w:type="dxa"/>
+              <w:right w:w="90" w:type="dxa"/>
+            </w:tcMar>
+            <w:shd w:fill="F7F7F7"/>
+          </w:tcPr>
+          <w:p>
+            <w:pPr>
+              <w:spacing w:before="20" w:after="20" w:line="276" w:lineRule="auto"/>
+            </w:pPr>
+            <w:r>
+              <w:rPr>
+                <w:rFonts w:ascii="Times New Roman" w:hAnsi="Times New Roman" w:eastAsia="宋体"/>
+                <w:b w:val="0"/>
+                <w:color w:val="000000"/>
+                <w:sz w:val="18"/>
+              </w:rPr>
+              <w:t>全员</w:t>
+            </w:r>
+          </w:p>
+        </w:tc>
+        <w:tc>
+          <w:tcPr>
+            <w:tcW w:type="dxa" w:w="1805"/>
+            <w:vAlign w:val="center"/>
+            <w:tcMar>
+              <w:top w:w="70" w:type="dxa"/>
+              <w:bottom w:w="70" w:type="dxa"/>
+              <w:left w:w="90" w:type="dxa"/>
+              <w:right w:w="90" w:type="dxa"/>
+            </w:tcMar>
+            <w:shd w:fill="F7F7F7"/>
+          </w:tcPr>
+          <w:p>
+            <w:pPr>
+              <w:spacing w:before="20" w:after="20" w:line="276" w:lineRule="auto"/>
+            </w:pPr>
+            <w:r>
+              <w:rPr>
+                <w:rFonts w:ascii="Times New Roman" w:hAnsi="Times New Roman" w:eastAsia="宋体"/>
+                <w:b w:val="0"/>
+                <w:color w:val="000000"/>
+                <w:sz w:val="18"/>
+              </w:rPr>
+              <w:t>指导老师</w:t>
+            </w:r>
+          </w:p>
+        </w:tc>
+      </w:tr>
+      <w:tr>
+        <w:trPr>
+          <w:cantSplit/>
+        </w:trPr>
+        <w:tc>
+          <w:tcPr>
+            <w:tcW w:type="dxa" w:w="1805"/>
+            <w:vAlign w:val="center"/>
+            <w:tcMar>
+              <w:top w:w="70" w:type="dxa"/>
+              <w:bottom w:w="70" w:type="dxa"/>
+              <w:left w:w="90" w:type="dxa"/>
+              <w:right w:w="90" w:type="dxa"/>
+            </w:tcMar>
+          </w:tcPr>
+          <w:p>
+            <w:pPr>
+              <w:spacing w:before="20" w:after="20" w:line="276" w:lineRule="auto"/>
+            </w:pPr>
+            <w:r>
+              <w:rPr>
+                <w:rFonts w:ascii="Times New Roman" w:hAnsi="Times New Roman" w:eastAsia="宋体"/>
+                <w:b w:val="0"/>
+                <w:color w:val="000000"/>
+                <w:sz w:val="18"/>
+              </w:rPr>
+              <w:t>10 项目组成员分工说明书</w:t>
+            </w:r>
+          </w:p>
+        </w:tc>
+        <w:tc>
+          <w:tcPr>
+            <w:tcW w:type="dxa" w:w="1805"/>
+            <w:vAlign w:val="center"/>
+            <w:tcMar>
+              <w:top w:w="70" w:type="dxa"/>
+              <w:bottom w:w="70" w:type="dxa"/>
+              <w:left w:w="90" w:type="dxa"/>
+              <w:right w:w="90" w:type="dxa"/>
+            </w:tcMar>
+          </w:tcPr>
+          <w:p>
+            <w:pPr>
+              <w:spacing w:before="20" w:after="20" w:line="276" w:lineRule="auto"/>
+            </w:pPr>
+            <w:r>
+              <w:rPr>
+                <w:rFonts w:ascii="Times New Roman" w:hAnsi="Times New Roman" w:eastAsia="宋体"/>
+                <w:b w:val="0"/>
+                <w:color w:val="000000"/>
+                <w:sz w:val="18"/>
+              </w:rPr>
+              <w:t>周虹宏</w:t>
+            </w:r>
+          </w:p>
+        </w:tc>
+        <w:tc>
+          <w:tcPr>
+            <w:tcW w:type="dxa" w:w="1805"/>
+            <w:vAlign w:val="center"/>
+            <w:tcMar>
+              <w:top w:w="70" w:type="dxa"/>
+              <w:bottom w:w="70" w:type="dxa"/>
+              <w:left w:w="90" w:type="dxa"/>
+              <w:right w:w="90" w:type="dxa"/>
+            </w:tcMar>
+          </w:tcPr>
+          <w:p>
+            <w:pPr>
+              <w:spacing w:before="20" w:after="20" w:line="276" w:lineRule="auto"/>
+            </w:pPr>
+            <w:r>
+              <w:rPr>
+                <w:rFonts w:ascii="Times New Roman" w:hAnsi="Times New Roman" w:eastAsia="宋体"/>
+                <w:b w:val="0"/>
+                <w:color w:val="000000"/>
+                <w:sz w:val="18"/>
+              </w:rPr>
+              <w:t>周虹宏</w:t>
+            </w:r>
+          </w:p>
+        </w:tc>
+        <w:tc>
+          <w:tcPr>
+            <w:tcW w:type="dxa" w:w="1805"/>
+            <w:vAlign w:val="center"/>
+            <w:tcMar>
+              <w:top w:w="70" w:type="dxa"/>
+              <w:bottom w:w="70" w:type="dxa"/>
+              <w:left w:w="90" w:type="dxa"/>
+              <w:right w:w="90" w:type="dxa"/>
+            </w:tcMar>
+          </w:tcPr>
+          <w:p>
+            <w:pPr>
+              <w:spacing w:before="20" w:after="20" w:line="276" w:lineRule="auto"/>
+            </w:pPr>
+            <w:r>
+              <w:rPr>
+                <w:rFonts w:ascii="Times New Roman" w:hAnsi="Times New Roman" w:eastAsia="宋体"/>
+                <w:b w:val="0"/>
+                <w:color w:val="000000"/>
+                <w:sz w:val="18"/>
+              </w:rPr>
+              <w:t>全员确认</w:t>
+            </w:r>
+          </w:p>
+        </w:tc>
+        <w:tc>
+          <w:tcPr>
+            <w:tcW w:type="dxa" w:w="1805"/>
+            <w:vAlign w:val="center"/>
+            <w:tcMar>
+              <w:top w:w="70" w:type="dxa"/>
+              <w:bottom w:w="70" w:type="dxa"/>
+              <w:left w:w="90" w:type="dxa"/>
+              <w:right w:w="90" w:type="dxa"/>
+            </w:tcMar>
+          </w:tcPr>
+          <w:p>
+            <w:pPr>
+              <w:spacing w:before="20" w:after="20" w:line="276" w:lineRule="auto"/>
+            </w:pPr>
+            <w:r>
+              <w:rPr>
+                <w:rFonts w:ascii="Times New Roman" w:hAnsi="Times New Roman" w:eastAsia="宋体"/>
+                <w:b w:val="0"/>
+                <w:color w:val="000000"/>
+                <w:sz w:val="18"/>
+              </w:rPr>
+              <w:t>指导老师</w:t>
+            </w:r>
+          </w:p>
+        </w:tc>
+      </w:tr>
+      <w:tr>
+        <w:trPr>
+          <w:cantSplit/>
+        </w:trPr>
+        <w:tc>
+          <w:tcPr>
+            <w:tcW w:type="dxa" w:w="1805"/>
+            <w:vAlign w:val="center"/>
+            <w:tcMar>
+              <w:top w:w="70" w:type="dxa"/>
+              <w:bottom w:w="70" w:type="dxa"/>
+              <w:left w:w="90" w:type="dxa"/>
+              <w:right w:w="90" w:type="dxa"/>
+            </w:tcMar>
+            <w:shd w:fill="F7F7F7"/>
+          </w:tcPr>
+          <w:p>
+            <w:pPr>
+              <w:spacing w:before="20" w:after="20" w:line="276" w:lineRule="auto"/>
+            </w:pPr>
+            <w:r>
+              <w:rPr>
+                <w:rFonts w:ascii="Times New Roman" w:hAnsi="Times New Roman" w:eastAsia="宋体"/>
+                <w:b w:val="0"/>
+                <w:color w:val="000000"/>
+                <w:sz w:val="18"/>
+              </w:rPr>
+              <w:t>11 项目部署环境说明书</w:t>
+            </w:r>
+          </w:p>
+        </w:tc>
+        <w:tc>
+          <w:tcPr>
+            <w:tcW w:type="dxa" w:w="1805"/>
+            <w:vAlign w:val="center"/>
+            <w:tcMar>
+              <w:top w:w="70" w:type="dxa"/>
+              <w:bottom w:w="70" w:type="dxa"/>
+              <w:left w:w="90" w:type="dxa"/>
+              <w:right w:w="90" w:type="dxa"/>
+            </w:tcMar>
+            <w:shd w:fill="F7F7F7"/>
+          </w:tcPr>
+          <w:p>
+            <w:pPr>
+              <w:spacing w:before="20" w:after="20" w:line="276" w:lineRule="auto"/>
+            </w:pPr>
+            <w:r>
+              <w:rPr>
+                <w:rFonts w:ascii="Times New Roman" w:hAnsi="Times New Roman" w:eastAsia="宋体"/>
+                <w:b w:val="0"/>
+                <w:color w:val="000000"/>
+                <w:sz w:val="18"/>
+              </w:rPr>
+              <w:t>胡吉涵</w:t>
+            </w:r>
+          </w:p>
+        </w:tc>
+        <w:tc>
+          <w:tcPr>
+            <w:tcW w:type="dxa" w:w="1805"/>
+            <w:vAlign w:val="center"/>
+            <w:tcMar>
+              <w:top w:w="70" w:type="dxa"/>
+              <w:bottom w:w="70" w:type="dxa"/>
+              <w:left w:w="90" w:type="dxa"/>
+              <w:right w:w="90" w:type="dxa"/>
+            </w:tcMar>
+            <w:shd w:fill="F7F7F7"/>
+          </w:tcPr>
+          <w:p>
+            <w:pPr>
+              <w:spacing w:before="20" w:after="20" w:line="276" w:lineRule="auto"/>
+            </w:pPr>
+            <w:r>
+              <w:rPr>
+                <w:rFonts w:ascii="Times New Roman" w:hAnsi="Times New Roman" w:eastAsia="宋体"/>
+                <w:b w:val="0"/>
+                <w:color w:val="000000"/>
+                <w:sz w:val="18"/>
+              </w:rPr>
+              <w:t>钟毓林</w:t>
+            </w:r>
+          </w:p>
+        </w:tc>
+        <w:tc>
+          <w:tcPr>
+            <w:tcW w:type="dxa" w:w="1805"/>
+            <w:vAlign w:val="center"/>
+            <w:tcMar>
+              <w:top w:w="70" w:type="dxa"/>
+              <w:bottom w:w="70" w:type="dxa"/>
+              <w:left w:w="90" w:type="dxa"/>
+              <w:right w:w="90" w:type="dxa"/>
+            </w:tcMar>
+            <w:shd w:fill="F7F7F7"/>
+          </w:tcPr>
+          <w:p>
+            <w:pPr>
+              <w:spacing w:before="20" w:after="20" w:line="276" w:lineRule="auto"/>
+            </w:pPr>
+            <w:r>
+              <w:rPr>
+                <w:rFonts w:ascii="Times New Roman" w:hAnsi="Times New Roman" w:eastAsia="宋体"/>
+                <w:b w:val="0"/>
+                <w:color w:val="000000"/>
+                <w:sz w:val="18"/>
+              </w:rPr>
+              <w:t>周虹宏、李治宏</w:t>
+            </w:r>
+          </w:p>
+        </w:tc>
+        <w:tc>
+          <w:tcPr>
+            <w:tcW w:type="dxa" w:w="1805"/>
+            <w:vAlign w:val="center"/>
+            <w:tcMar>
+              <w:top w:w="70" w:type="dxa"/>
+              <w:bottom w:w="70" w:type="dxa"/>
+              <w:left w:w="90" w:type="dxa"/>
+              <w:right w:w="90" w:type="dxa"/>
+            </w:tcMar>
+            <w:shd w:fill="F7F7F7"/>
+          </w:tcPr>
+          <w:p>
+            <w:pPr>
+              <w:spacing w:before="20" w:after="20" w:line="276" w:lineRule="auto"/>
+            </w:pPr>
+            <w:r>
+              <w:rPr>
+                <w:rFonts w:ascii="Times New Roman" w:hAnsi="Times New Roman" w:eastAsia="宋体"/>
+                <w:b w:val="0"/>
+                <w:color w:val="000000"/>
+                <w:sz w:val="18"/>
+              </w:rPr>
+              <w:t>指导老师</w:t>
             </w:r>
           </w:p>
         </w:tc>
@@ -2497,7 +3413,7 @@
           <w:color w:val="000000"/>
           <w:sz w:val="32"/>
         </w:rPr>
-        <w:t>3 协作流程</w:t>
+        <w:t>3 团队协同开发规范与代码审查机制</w:t>
       </w:r>
     </w:p>
     <w:p>
@@ -2511,7 +3427,7 @@
           <w:color w:val="000000"/>
           <w:sz w:val="21"/>
         </w:rPr>
-        <w:t>接口先明确请求、响应、权限和错误码，再分别实现前后端。每次提交附关联需求和验证结果；SQL 变更新增迁移说明，避免直接修改他人演示库。设备密钥只交付给负责网关配置的成员，不写入代码、文档或聊天记录。</w:t>
+        <w:t>1. 契约优先原则：前后端开发严格遵循“接口契约先行”原则。在编码前首先明确 API 路径、请求参数、字段校验边界与统一响应实体，形成设计基线后再并行开发。</w:t>
       </w:r>
     </w:p>
     <w:p>
@@ -2525,7 +3441,35 @@
           <w:color w:val="000000"/>
           <w:sz w:val="21"/>
         </w:rPr>
-        <w:t>周虹宏维护需求清单与未测项；钟毓林和胡吉涵互审事务与 SQL；李治宏使用真实接口联调并同步空数据、失败和只读状态。</w:t>
+        <w:t>2. Git 分支管理与代码审查（Code Review）：项目采用标准 Git Feature 分支开发模式。功能代码提交必须附带关联的需求编号与本地自动化测试执行结果，经组内交叉代码审查（Review）通过后方可合并至主干。</w:t>
+      </w:r>
+    </w:p>
+    <w:p>
+      <w:pPr>
+        <w:spacing w:after="120" w:line="324" w:lineRule="auto"/>
+        <w:snapToGrid w:val="0"/>
+      </w:pPr>
+      <w:r>
+        <w:rPr>
+          <w:rFonts w:ascii="Times New Roman" w:hAnsi="Times New Roman" w:eastAsia="宋体"/>
+          <w:color w:val="000000"/>
+          <w:sz w:val="21"/>
+        </w:rPr>
+        <w:t>3. 数据库变更控制规范：禁止直接在个人开发工具中手动篡改他人测试数据库。任何表结构调整必须输出标准 SQL 变更说明与可回滚脚本，确保团队环境高度一致。</w:t>
+      </w:r>
+    </w:p>
+    <w:p>
+      <w:pPr>
+        <w:spacing w:after="120" w:line="324" w:lineRule="auto"/>
+        <w:snapToGrid w:val="0"/>
+      </w:pPr>
+      <w:r>
+        <w:rPr>
+          <w:rFonts w:ascii="Times New Roman" w:hAnsi="Times New Roman" w:eastAsia="宋体"/>
+          <w:color w:val="000000"/>
+          <w:sz w:val="21"/>
+        </w:rPr>
+        <w:t>4. 凭证脱敏与安全底线：设备专属通信密钥、数据库敏感账号与管理员密码严禁明文硬编码进源码或公开提交至代码仓库，确保系统工程安全合规。</w:t>
       </w:r>
     </w:p>
     <w:p>
@@ -2542,7 +3486,21 @@
           <w:color w:val="000000"/>
           <w:sz w:val="32"/>
         </w:rPr>
-        <w:t>4 答辩建议分配</w:t>
+        <w:t>4 结项答辩分工与演示汇报规划</w:t>
+      </w:r>
+    </w:p>
+    <w:p>
+      <w:pPr>
+        <w:spacing w:after="120" w:line="324" w:lineRule="auto"/>
+        <w:snapToGrid w:val="0"/>
+      </w:pPr>
+      <w:r>
+        <w:rPr>
+          <w:rFonts w:ascii="Times New Roman" w:hAnsi="Times New Roman" w:eastAsia="宋体"/>
+          <w:color w:val="000000"/>
+          <w:sz w:val="21"/>
+        </w:rPr>
+        <w:t>根据三创谷实训项目结项答辩要求，答辩委员会汇报演示按照角色进行系统化分工：</w:t>
       </w:r>
     </w:p>
     <w:tbl>
@@ -2561,9 +3519,10 @@
         </w:tblBorders>
       </w:tblPr>
       <w:tblGrid>
-        <w:gridCol w:w="3009"/>
-        <w:gridCol w:w="3009"/>
-        <w:gridCol w:w="3009"/>
+        <w:gridCol w:w="2256"/>
+        <w:gridCol w:w="2256"/>
+        <w:gridCol w:w="2256"/>
+        <w:gridCol w:w="2256"/>
       </w:tblGrid>
       <w:tr>
         <w:trPr>
@@ -2572,35 +3531,7 @@
         </w:trPr>
         <w:tc>
           <w:tcPr>
-            <w:tcW w:type="dxa" w:w="3009"/>
-            <w:vAlign w:val="center"/>
-            <w:tcMar>
-              <w:top w:w="70" w:type="dxa"/>
-              <w:bottom w:w="70" w:type="dxa"/>
-              <w:left w:w="90" w:type="dxa"/>
-              <w:right w:w="90" w:type="dxa"/>
-            </w:tcMar>
-            <w:shd w:fill="D9D9D9"/>
-          </w:tcPr>
-          <w:p>
-            <w:pPr>
-              <w:spacing w:before="20" w:after="20" w:line="276" w:lineRule="auto"/>
-              <w:jc w:val="center"/>
-            </w:pPr>
-            <w:r>
-              <w:rPr>
-                <w:rFonts w:ascii="Times New Roman" w:hAnsi="Times New Roman" w:eastAsia="黑体"/>
-                <w:b/>
-                <w:color w:val="000000"/>
-                <w:sz w:val="18"/>
-              </w:rPr>
-              <w:t>成员</w:t>
-            </w:r>
-          </w:p>
-        </w:tc>
-        <w:tc>
-          <w:tcPr>
-            <w:tcW w:type="dxa" w:w="3009"/>
+            <w:tcW w:type="dxa" w:w="2256"/>
             <w:vAlign w:val="center"/>
             <w:tcMar>
               <w:top w:w="70" w:type="dxa"/>
@@ -2621,13 +3552,13 @@
                 <w:color w:val="000000"/>
                 <w:sz w:val="18"/>
               </w:rPr>
-              <w:t>讲解内容</w:t>
+              <w:t>答辩汇报成员</w:t>
             </w:r>
           </w:p>
         </w:tc>
         <w:tc>
           <w:tcPr>
-            <w:tcW w:type="dxa" w:w="3009"/>
+            <w:tcW w:type="dxa" w:w="2256"/>
             <w:vAlign w:val="center"/>
             <w:tcMar>
               <w:top w:w="70" w:type="dxa"/>
@@ -2648,7 +3579,61 @@
                 <w:color w:val="000000"/>
                 <w:sz w:val="18"/>
               </w:rPr>
-              <w:t>建议时长</w:t>
+              <w:t>答辩重点讲解模块与业务展示</w:t>
+            </w:r>
+          </w:p>
+        </w:tc>
+        <w:tc>
+          <w:tcPr>
+            <w:tcW w:type="dxa" w:w="2256"/>
+            <w:vAlign w:val="center"/>
+            <w:tcMar>
+              <w:top w:w="70" w:type="dxa"/>
+              <w:bottom w:w="70" w:type="dxa"/>
+              <w:left w:w="90" w:type="dxa"/>
+              <w:right w:w="90" w:type="dxa"/>
+            </w:tcMar>
+            <w:shd w:fill="D9D9D9"/>
+          </w:tcPr>
+          <w:p>
+            <w:pPr>
+              <w:spacing w:before="20" w:after="20" w:line="276" w:lineRule="auto"/>
+            </w:pPr>
+            <w:r>
+              <w:rPr>
+                <w:rFonts w:ascii="Times New Roman" w:hAnsi="Times New Roman" w:eastAsia="黑体"/>
+                <w:b/>
+                <w:color w:val="000000"/>
+                <w:sz w:val="18"/>
+              </w:rPr>
+              <w:t>演示角色与展示亮点</w:t>
+            </w:r>
+          </w:p>
+        </w:tc>
+        <w:tc>
+          <w:tcPr>
+            <w:tcW w:type="dxa" w:w="2256"/>
+            <w:vAlign w:val="center"/>
+            <w:tcMar>
+              <w:top w:w="70" w:type="dxa"/>
+              <w:bottom w:w="70" w:type="dxa"/>
+              <w:left w:w="90" w:type="dxa"/>
+              <w:right w:w="90" w:type="dxa"/>
+            </w:tcMar>
+            <w:shd w:fill="D9D9D9"/>
+          </w:tcPr>
+          <w:p>
+            <w:pPr>
+              <w:spacing w:before="20" w:after="20" w:line="276" w:lineRule="auto"/>
+            </w:pPr>
+            <w:r>
+              <w:rPr>
+                <w:rFonts w:ascii="Times New Roman" w:hAnsi="Times New Roman" w:eastAsia="黑体"/>
+                <w:b/>
+                <w:color w:val="000000"/>
+                <w:sz w:val="18"/>
+              </w:rPr>
+              <w:t>汇报时间建议</w:t>
             </w:r>
           </w:p>
         </w:tc>
@@ -2659,34 +3644,7 @@
         </w:trPr>
         <w:tc>
           <w:tcPr>
-            <w:tcW w:type="dxa" w:w="3009"/>
-            <w:vAlign w:val="center"/>
-            <w:tcMar>
-              <w:top w:w="70" w:type="dxa"/>
-              <w:bottom w:w="70" w:type="dxa"/>
-              <w:left w:w="90" w:type="dxa"/>
-              <w:right w:w="90" w:type="dxa"/>
-            </w:tcMar>
-          </w:tcPr>
-          <w:p>
-            <w:pPr>
-              <w:spacing w:before="20" w:after="20" w:line="276" w:lineRule="auto"/>
-              <w:jc w:val="center"/>
-            </w:pPr>
-            <w:r>
-              <w:rPr>
-                <w:rFonts w:ascii="Times New Roman" w:hAnsi="Times New Roman" w:eastAsia="宋体"/>
-                <w:b w:val="0"/>
-                <w:color w:val="000000"/>
-                <w:sz w:val="18"/>
-              </w:rPr>
-              <w:t>周虹宏</w:t>
-            </w:r>
-          </w:p>
-        </w:tc>
-        <w:tc>
-          <w:tcPr>
-            <w:tcW w:type="dxa" w:w="3009"/>
+            <w:tcW w:type="dxa" w:w="2256"/>
             <w:vAlign w:val="center"/>
             <w:tcMar>
               <w:top w:w="70" w:type="dxa"/>
@@ -2706,13 +3664,13 @@
                 <w:color w:val="000000"/>
                 <w:sz w:val="18"/>
               </w:rPr>
-              <w:t>背景、目标、范围、测试结论</w:t>
+              <w:t>周虹宏（组长/PM）</w:t>
             </w:r>
           </w:p>
         </w:tc>
         <w:tc>
           <w:tcPr>
-            <w:tcW w:type="dxa" w:w="3009"/>
+            <w:tcW w:type="dxa" w:w="2256"/>
             <w:vAlign w:val="center"/>
             <w:tcMar>
               <w:top w:w="70" w:type="dxa"/>
@@ -2732,7 +3690,59 @@
                 <w:color w:val="000000"/>
                 <w:sz w:val="18"/>
               </w:rPr>
-              <w:t>2 分钟</w:t>
+              <w:t>项目宏观背景、需求全景矩阵、敏捷项目过程管理、测试准出结论</w:t>
+            </w:r>
+          </w:p>
+        </w:tc>
+        <w:tc>
+          <w:tcPr>
+            <w:tcW w:type="dxa" w:w="2256"/>
+            <w:vAlign w:val="center"/>
+            <w:tcMar>
+              <w:top w:w="70" w:type="dxa"/>
+              <w:bottom w:w="70" w:type="dxa"/>
+              <w:left w:w="90" w:type="dxa"/>
+              <w:right w:w="90" w:type="dxa"/>
+            </w:tcMar>
+          </w:tcPr>
+          <w:p>
+            <w:pPr>
+              <w:spacing w:before="20" w:after="20" w:line="276" w:lineRule="auto"/>
+            </w:pPr>
+            <w:r>
+              <w:rPr>
+                <w:rFonts w:ascii="Times New Roman" w:hAnsi="Times New Roman" w:eastAsia="宋体"/>
+                <w:b w:val="0"/>
+                <w:color w:val="000000"/>
+                <w:sz w:val="18"/>
+              </w:rPr>
+              <w:t>演示系统登录、RBAC 细粒度权限控制与退出销毁</w:t>
+            </w:r>
+          </w:p>
+        </w:tc>
+        <w:tc>
+          <w:tcPr>
+            <w:tcW w:type="dxa" w:w="2256"/>
+            <w:vAlign w:val="center"/>
+            <w:tcMar>
+              <w:top w:w="70" w:type="dxa"/>
+              <w:bottom w:w="70" w:type="dxa"/>
+              <w:left w:w="90" w:type="dxa"/>
+              <w:right w:w="90" w:type="dxa"/>
+            </w:tcMar>
+          </w:tcPr>
+          <w:p>
+            <w:pPr>
+              <w:spacing w:before="20" w:after="20" w:line="276" w:lineRule="auto"/>
+            </w:pPr>
+            <w:r>
+              <w:rPr>
+                <w:rFonts w:ascii="Times New Roman" w:hAnsi="Times New Roman" w:eastAsia="宋体"/>
+                <w:b w:val="0"/>
+                <w:color w:val="000000"/>
+                <w:sz w:val="18"/>
+              </w:rPr>
+              <w:t>3 分钟</w:t>
             </w:r>
           </w:p>
         </w:tc>
@@ -2743,35 +3753,7 @@
         </w:trPr>
         <w:tc>
           <w:tcPr>
-            <w:tcW w:type="dxa" w:w="3009"/>
-            <w:vAlign w:val="center"/>
-            <w:tcMar>
-              <w:top w:w="70" w:type="dxa"/>
-              <w:bottom w:w="70" w:type="dxa"/>
-              <w:left w:w="90" w:type="dxa"/>
-              <w:right w:w="90" w:type="dxa"/>
-            </w:tcMar>
-            <w:shd w:fill="F7F7F7"/>
-          </w:tcPr>
-          <w:p>
-            <w:pPr>
-              <w:spacing w:before="20" w:after="20" w:line="276" w:lineRule="auto"/>
-              <w:jc w:val="center"/>
-            </w:pPr>
-            <w:r>
-              <w:rPr>
-                <w:rFonts w:ascii="Times New Roman" w:hAnsi="Times New Roman" w:eastAsia="宋体"/>
-                <w:b w:val="0"/>
-                <w:color w:val="000000"/>
-                <w:sz w:val="18"/>
-              </w:rPr>
-              <w:t>钟毓林</w:t>
-            </w:r>
-          </w:p>
-        </w:tc>
-        <w:tc>
-          <w:tcPr>
-            <w:tcW w:type="dxa" w:w="3009"/>
+            <w:tcW w:type="dxa" w:w="2256"/>
             <w:vAlign w:val="center"/>
             <w:tcMar>
               <w:top w:w="70" w:type="dxa"/>
@@ -2792,13 +3774,67 @@
                 <w:color w:val="000000"/>
                 <w:sz w:val="18"/>
               </w:rPr>
-              <w:t>Spring Boot 3、权限、受限删除与随访</w:t>
+              <w:t>钟毓林（后端）</w:t>
             </w:r>
           </w:p>
         </w:tc>
         <w:tc>
           <w:tcPr>
-            <w:tcW w:type="dxa" w:w="3009"/>
+            <w:tcW w:type="dxa" w:w="2256"/>
+            <w:vAlign w:val="center"/>
+            <w:tcMar>
+              <w:top w:w="70" w:type="dxa"/>
+              <w:bottom w:w="70" w:type="dxa"/>
+              <w:left w:w="90" w:type="dxa"/>
+              <w:right w:w="90" w:type="dxa"/>
+            </w:tcMar>
+            <w:shd w:fill="F7F7F7"/>
+          </w:tcPr>
+          <w:p>
+            <w:pPr>
+              <w:spacing w:before="20" w:after="20" w:line="276" w:lineRule="auto"/>
+            </w:pPr>
+            <w:r>
+              <w:rPr>
+                <w:rFonts w:ascii="Times New Roman" w:hAnsi="Times New Roman" w:eastAsia="宋体"/>
+                <w:b w:val="0"/>
+                <w:color w:val="000000"/>
+                <w:sz w:val="18"/>
+              </w:rPr>
+              <w:t>Spring Boot 3 架构、Session+CSRF 过滤链、老人档案、健康与随访</w:t>
+            </w:r>
+          </w:p>
+        </w:tc>
+        <w:tc>
+          <w:tcPr>
+            <w:tcW w:type="dxa" w:w="2256"/>
+            <w:vAlign w:val="center"/>
+            <w:tcMar>
+              <w:top w:w="70" w:type="dxa"/>
+              <w:bottom w:w="70" w:type="dxa"/>
+              <w:left w:w="90" w:type="dxa"/>
+              <w:right w:w="90" w:type="dxa"/>
+            </w:tcMar>
+            <w:shd w:fill="F7F7F7"/>
+          </w:tcPr>
+          <w:p>
+            <w:pPr>
+              <w:spacing w:before="20" w:after="20" w:line="276" w:lineRule="auto"/>
+            </w:pPr>
+            <w:r>
+              <w:rPr>
+                <w:rFonts w:ascii="Times New Roman" w:hAnsi="Times New Roman" w:eastAsia="宋体"/>
+                <w:b w:val="0"/>
+                <w:color w:val="000000"/>
+                <w:sz w:val="18"/>
+              </w:rPr>
+              <w:t>演示老人建档、体检异常快照、家庭医生履约闭环</w:t>
+            </w:r>
+          </w:p>
+        </w:tc>
+        <w:tc>
+          <w:tcPr>
+            <w:tcW w:type="dxa" w:w="2256"/>
             <w:vAlign w:val="center"/>
             <w:tcMar>
               <w:top w:w="70" w:type="dxa"/>
@@ -2830,34 +3866,7 @@
         </w:trPr>
         <w:tc>
           <w:tcPr>
-            <w:tcW w:type="dxa" w:w="3009"/>
-            <w:vAlign w:val="center"/>
-            <w:tcMar>
-              <w:top w:w="70" w:type="dxa"/>
-              <w:bottom w:w="70" w:type="dxa"/>
-              <w:left w:w="90" w:type="dxa"/>
-              <w:right w:w="90" w:type="dxa"/>
-            </w:tcMar>
-          </w:tcPr>
-          <w:p>
-            <w:pPr>
-              <w:spacing w:before="20" w:after="20" w:line="276" w:lineRule="auto"/>
-              <w:jc w:val="center"/>
-            </w:pPr>
-            <w:r>
-              <w:rPr>
-                <w:rFonts w:ascii="Times New Roman" w:hAnsi="Times New Roman" w:eastAsia="宋体"/>
-                <w:b w:val="0"/>
-                <w:color w:val="000000"/>
-                <w:sz w:val="18"/>
-              </w:rPr>
-              <w:t>胡吉涵</w:t>
-            </w:r>
-          </w:p>
-        </w:tc>
-        <w:tc>
-          <w:tcPr>
-            <w:tcW w:type="dxa" w:w="3009"/>
+            <w:tcW w:type="dxa" w:w="2256"/>
             <w:vAlign w:val="center"/>
             <w:tcMar>
               <w:top w:w="70" w:type="dxa"/>
@@ -2877,13 +3886,65 @@
                 <w:color w:val="000000"/>
                 <w:sz w:val="18"/>
               </w:rPr>
-              <w:t>18 表、设备密钥、GPS 接口与围栏算法</w:t>
+              <w:t>胡吉涵（数据/算法）</w:t>
             </w:r>
           </w:p>
         </w:tc>
         <w:tc>
           <w:tcPr>
-            <w:tcW w:type="dxa" w:w="3009"/>
+            <w:tcW w:type="dxa" w:w="2256"/>
+            <w:vAlign w:val="center"/>
+            <w:tcMar>
+              <w:top w:w="70" w:type="dxa"/>
+              <w:bottom w:w="70" w:type="dxa"/>
+              <w:left w:w="90" w:type="dxa"/>
+              <w:right w:w="90" w:type="dxa"/>
+            </w:tcMar>
+          </w:tcPr>
+          <w:p>
+            <w:pPr>
+              <w:spacing w:before="20" w:after="20" w:line="276" w:lineRule="auto"/>
+            </w:pPr>
+            <w:r>
+              <w:rPr>
+                <w:rFonts w:ascii="Times New Roman" w:hAnsi="Times New Roman" w:eastAsia="宋体"/>
+                <w:b w:val="0"/>
+                <w:color w:val="000000"/>
+                <w:sz w:val="18"/>
+              </w:rPr>
+              <w:t>18 表架构、设备安全凭据体系、Haversine 测距与围栏防抖状态机、并发压测</w:t>
+            </w:r>
+          </w:p>
+        </w:tc>
+        <w:tc>
+          <w:tcPr>
+            <w:tcW w:type="dxa" w:w="2256"/>
+            <w:vAlign w:val="center"/>
+            <w:tcMar>
+              <w:top w:w="70" w:type="dxa"/>
+              <w:bottom w:w="70" w:type="dxa"/>
+              <w:left w:w="90" w:type="dxa"/>
+              <w:right w:w="90" w:type="dxa"/>
+            </w:tcMar>
+          </w:tcPr>
+          <w:p>
+            <w:pPr>
+              <w:spacing w:before="20" w:after="20" w:line="276" w:lineRule="auto"/>
+            </w:pPr>
+            <w:r>
+              <w:rPr>
+                <w:rFonts w:ascii="Times New Roman" w:hAnsi="Times New Roman" w:eastAsia="宋体"/>
+                <w:b w:val="0"/>
+                <w:color w:val="000000"/>
+                <w:sz w:val="18"/>
+              </w:rPr>
+              <w:t>演示设备配对、独立密钥上报、双十万级压测指标</w:t>
+            </w:r>
+          </w:p>
+        </w:tc>
+        <w:tc>
+          <w:tcPr>
+            <w:tcW w:type="dxa" w:w="2256"/>
             <w:vAlign w:val="center"/>
             <w:tcMar>
               <w:top w:w="70" w:type="dxa"/>
@@ -2914,35 +3975,7 @@
         </w:trPr>
         <w:tc>
           <w:tcPr>
-            <w:tcW w:type="dxa" w:w="3009"/>
-            <w:vAlign w:val="center"/>
-            <w:tcMar>
-              <w:top w:w="70" w:type="dxa"/>
-              <w:bottom w:w="70" w:type="dxa"/>
-              <w:left w:w="90" w:type="dxa"/>
-              <w:right w:w="90" w:type="dxa"/>
-            </w:tcMar>
-            <w:shd w:fill="F7F7F7"/>
-          </w:tcPr>
-          <w:p>
-            <w:pPr>
-              <w:spacing w:before="20" w:after="20" w:line="276" w:lineRule="auto"/>
-              <w:jc w:val="center"/>
-            </w:pPr>
-            <w:r>
-              <w:rPr>
-                <w:rFonts w:ascii="Times New Roman" w:hAnsi="Times New Roman" w:eastAsia="宋体"/>
-                <w:b w:val="0"/>
-                <w:color w:val="000000"/>
-                <w:sz w:val="18"/>
-              </w:rPr>
-              <w:t>李治宏</w:t>
-            </w:r>
-          </w:p>
-        </w:tc>
-        <w:tc>
-          <w:tcPr>
-            <w:tcW w:type="dxa" w:w="3009"/>
+            <w:tcW w:type="dxa" w:w="2256"/>
             <w:vAlign w:val="center"/>
             <w:tcMar>
               <w:top w:w="70" w:type="dxa"/>
@@ -2963,13 +3996,13 @@
                 <w:color w:val="000000"/>
                 <w:sz w:val="18"/>
               </w:rPr>
-              <w:t>数据模拟、批量轨迹、图表与回放</w:t>
+              <w:t>李治宏（前端）</w:t>
             </w:r>
           </w:p>
         </w:tc>
         <w:tc>
           <w:tcPr>
-            <w:tcW w:type="dxa" w:w="3009"/>
+            <w:tcW w:type="dxa" w:w="2256"/>
             <w:vAlign w:val="center"/>
             <w:tcMar>
               <w:top w:w="70" w:type="dxa"/>
@@ -2990,7 +4023,61 @@
                 <w:color w:val="000000"/>
                 <w:sz w:val="18"/>
               </w:rPr>
-              <w:t>4 分钟</w:t>
+              <w:t>Vue 3 组合式架构、综合运营决策大盘、GeoCanvas 离线矢量画布、轨迹模拟</w:t>
+            </w:r>
+          </w:p>
+        </w:tc>
+        <w:tc>
+          <w:tcPr>
+            <w:tcW w:type="dxa" w:w="2256"/>
+            <w:vAlign w:val="center"/>
+            <w:tcMar>
+              <w:top w:w="70" w:type="dxa"/>
+              <w:bottom w:w="70" w:type="dxa"/>
+              <w:left w:w="90" w:type="dxa"/>
+              <w:right w:w="90" w:type="dxa"/>
+            </w:tcMar>
+            <w:shd w:fill="F7F7F7"/>
+          </w:tcPr>
+          <w:p>
+            <w:pPr>
+              <w:spacing w:before="20" w:after="20" w:line="276" w:lineRule="auto"/>
+            </w:pPr>
+            <w:r>
+              <w:rPr>
+                <w:rFonts w:ascii="Times New Roman" w:hAnsi="Times New Roman" w:eastAsia="宋体"/>
+                <w:b w:val="0"/>
+                <w:color w:val="000000"/>
+                <w:sz w:val="18"/>
+              </w:rPr>
+              <w:t>演示运营大盘交互、轨迹模拟一键注入、时序回放</w:t>
+            </w:r>
+          </w:p>
+        </w:tc>
+        <w:tc>
+          <w:tcPr>
+            <w:tcW w:type="dxa" w:w="2256"/>
+            <w:vAlign w:val="center"/>
+            <w:tcMar>
+              <w:top w:w="70" w:type="dxa"/>
+              <w:bottom w:w="70" w:type="dxa"/>
+              <w:left w:w="90" w:type="dxa"/>
+              <w:right w:w="90" w:type="dxa"/>
+            </w:tcMar>
+            <w:shd w:fill="F7F7F7"/>
+          </w:tcPr>
+          <w:p>
+            <w:pPr>
+              <w:spacing w:before="20" w:after="20" w:line="276" w:lineRule="auto"/>
+            </w:pPr>
+            <w:r>
+              <w:rPr>
+                <w:rFonts w:ascii="Times New Roman" w:hAnsi="Times New Roman" w:eastAsia="宋体"/>
+                <w:b w:val="0"/>
+                <w:color w:val="000000"/>
+                <w:sz w:val="18"/>
+              </w:rPr>
+              <w:t>3 分钟</w:t>
             </w:r>
           </w:p>
         </w:tc>
@@ -3007,51 +4094,6 @@
           <w:color w:val="000000"/>
           <w:sz w:val="4"/>
         </w:rPr>
-      </w:r>
-    </w:p>
-    <w:p>
-      <w:pPr>
-        <w:spacing w:after="120" w:line="324" w:lineRule="auto"/>
-        <w:snapToGrid w:val="0"/>
-      </w:pPr>
-      <w:r>
-        <w:rPr>
-          <w:rFonts w:ascii="Times New Roman" w:hAnsi="Times New Roman" w:eastAsia="宋体"/>
-          <w:color w:val="000000"/>
-          <w:sz w:val="21"/>
-        </w:rPr>
-        <w:t>时长为建议安排，并非学校已规定要求。截止日期、正式答辩总时长与成员贡献工时应由团队按事实补充。</w:t>
-      </w:r>
-    </w:p>
-    <w:p>
-      <w:pPr>
-        <w:pStyle w:val="Heading1"/>
-        <w:spacing w:after="140" w:line="324" w:lineRule="auto" w:before="160"/>
-        <w:keepNext/>
-        <w:snapToGrid w:val="0"/>
-      </w:pPr>
-      <w:r>
-        <w:rPr>
-          <w:rFonts w:ascii="Times New Roman" w:hAnsi="Times New Roman" w:eastAsia="黑体"/>
-          <w:b/>
-          <w:color w:val="000000"/>
-          <w:sz w:val="32"/>
-        </w:rPr>
-        <w:t>5 Agent 扩展条件</w:t>
-      </w:r>
-    </w:p>
-    <w:p>
-      <w:pPr>
-        <w:spacing w:after="120" w:line="324" w:lineRule="auto"/>
-        <w:snapToGrid w:val="0"/>
-      </w:pPr>
-      <w:r>
-        <w:rPr>
-          <w:rFonts w:ascii="Times New Roman" w:hAnsi="Times New Roman" w:eastAsia="宋体"/>
-          <w:color w:val="000000"/>
-          <w:sz w:val="21"/>
-        </w:rPr>
-        <w:t>四份报告中的问答 Agent 只出现在未来展望，并非当前已实现功能。只有新增自然语言统计问答、辅助报告生成等明确需求时，再评估 Agent 工作量与岗位；届时可先由胡吉涵负责数据接入、钟毓林负责权限审计。Agent 输出须展示数据来源，且不替代临床判断。</w:t>
       </w:r>
     </w:p>
     <w:sectPr>
